--- a/서울굿즈_기획기사_본문.docx
+++ b/서울굿즈_기획기사_본문.docx
@@ -205,7 +205,7 @@
         <w:rPr>
           <w:b w:val="0"/>
         </w:rPr>
-        <w:t>서울 사람들이 살아가는 일상의 모습과 도시를 대표하는 장소를 디자인에 담았다. 시간을 확인하는 기능적인 물건에 서울의 풍경과 이야기를 더하고 DIY 요소를 접목해, 사용자가 자신의 취향에 따라 즐길 수 있는 생활 소품으로 선보였다. 가격은 3만 9500원이다.</w:t>
+        <w:t>서울 사람들이 살아가는 일상의 모습과 도시를 대표하는 장소를 디자인에 담았다. 시간을 확인하는 기능적인 물건에 서울의 풍경과 이야기를 더하고 DIY 요소를 접목해, 사용자가 자신의 취향에 따라 즐길 수 있는 생활 소품으로 선보였다. 가격은 3만 9500원이다. 반응도 이어지고 있다. 초도 물량은 완판됐고, 위탁 판매로 내놓은 50개 가운데 34개가 팔렸다.</w:t>
       </w:r>
     </w:p>
     <w:p>

--- a/서울굿즈_기획기사_본문.docx
+++ b/서울굿즈_기획기사_본문.docx
@@ -205,7 +205,7 @@
         <w:rPr>
           <w:b w:val="0"/>
         </w:rPr>
-        <w:t>서울 사람들이 살아가는 일상의 모습과 도시를 대표하는 장소를 디자인에 담았다. 시간을 확인하는 기능적인 물건에 서울의 풍경과 이야기를 더하고 DIY 요소를 접목해, 사용자가 자신의 취향에 따라 즐길 수 있는 생활 소품으로 선보였다. 가격은 3만 9500원이다. 반응도 이어지고 있다. 초도 물량은 완판됐고, 위탁 판매로 내놓은 50개 가운데 34개가 팔렸다.</w:t>
+        <w:t>서울 사람들이 살아가는 일상의 모습과 도시를 대표하는 장소를 디자인에 담았다. 시간을 확인하는 기능적인 물건에 서울의 풍경과 이야기를 더하고 DIY 요소를 접목해, 사용자가 자신의 취향에 따라 즐길 수 있는 생활 소품으로 선보였다. 가격은 3만 9500원이다. 반응도 이어지고 있다. 초도 물량은 완판됐고, 추가로 내놓은 50개도 68%(34개)가 판매됐다.</w:t>
       </w:r>
     </w:p>
     <w:p>

--- a/서울굿즈_기획기사_본문.docx
+++ b/서울굿즈_기획기사_본문.docx
@@ -205,7 +205,7 @@
         <w:rPr>
           <w:b w:val="0"/>
         </w:rPr>
-        <w:t>서울 사람들이 살아가는 일상의 모습과 도시를 대표하는 장소를 디자인에 담았다. 시간을 확인하는 기능적인 물건에 서울의 풍경과 이야기를 더하고 DIY 요소를 접목해, 사용자가 자신의 취향에 따라 즐길 수 있는 생활 소품으로 선보였다. 가격은 3만 9500원이다. 반응도 이어지고 있다. 초도 물량은 완판됐고, 추가로 내놓은 50개도 68%(34개)가 판매됐다.</w:t>
+        <w:t>서울 사람들이 살아가는 일상의 모습과 도시를 대표하는 장소를 디자인에 담았다. 시간을 확인하는 기능적인 물건에 서울의 풍경과 이야기를 더한 생활 소품이다. 가격은 3만 9500원이다. 반응도 이어지고 있다. 초도 물량은 완판됐고, 추가로 내놓은 50개도 68%(34개)가 판매됐다.</w:t>
       </w:r>
     </w:p>
     <w:p>
@@ -228,7 +228,7 @@
           <w:b/>
           <w:sz w:val="24"/>
         </w:rPr>
-        <w:t>■ 문구 박람회로 판로 확장…‘서울스티커샵’ 공동 참가</w:t>
+        <w:t>■ 잘 쉬는 밤을 굿즈로…‘서울사우나’ 시리즈</w:t>
       </w:r>
     </w:p>
     <w:p>
@@ -239,7 +239,7 @@
         <w:rPr>
           <w:b w:val="0"/>
         </w:rPr>
-        <w:t>서울시와 재단은 상품 개발뿐 아니라 소상공인과 함께 새로운 판매채널을 개척하는 데도 힘쓰고 있다. 문구 브랜드 ‘서울스티커샵’과 함께 문구·디자인 전문 박람회 ‘인벤타리오’에 공동 참가해 서울굿즈를 선보이고, 기존 관광기념품 매장과는 다른 소비자층을 만나는 기회를 마련했다.</w:t>
+        <w:t>생활용품 분야에서는 ‘서울사우나’ 시리즈가 눈에 띈다. ‘한국의 목욕을 서울의 디자인으로 담아낸’ 상품으로, 광화문에서 근무하는 직장인 ‘김서울’ 씨의 금요일 저녁을 콘셉트로 잡았다. 한 주를 마무리하며 잘 먹고, 잘 쉬고, 스스로를 다독이는 시간을 ‘잘 쉬는 밤’이라는 메시지로 풀어냈다.</w:t>
       </w:r>
     </w:p>
     <w:p>
@@ -250,7 +250,52 @@
         <w:rPr>
           <w:b w:val="0"/>
         </w:rPr>
-        <w:t>인벤타리오는 문구와 디자인 상품에 관심 있는 소비자가 모이는 전문 행사다. 서울의 문화와 일상을 담은 상품을 문구·디자인 시장에 소개하면서 관광객 중심의 판매 방식에서 벗어나 새로운 유통 가능성을 모색했다. 소상공인과 공공기관이 상품 개발을 넘어 판매 현장에서도 협력했다는 점에서 의미가 크다. 앞으로는 상품 특성과 주요 소비자층에 맞는 전문 박람회와 팝업스토어 등으로 소상공인의 시장 진출 기회를 넓혀갈 계획이다.</w:t>
+        <w:t>구성은 때타올, 트래블파우치, 리사이클드백(미니), 슈즈참(4종) 등 서울마이소울 디자인 상품에 메디힐 마데카소사이드 마스크팩, 레이제이 페이스타월, DDP 디톡 쿨로우 리추얼 세트 등 다른 브랜드 제품을 더했다. 구성에 따라 A(15만 원), B(5만 원), C(3만 원) 세 가지 옵션으로 선보였다.</w:t>
+      </w:r>
+    </w:p>
+    <w:p>
+      <w:pPr>
+        <w:spacing w:after="120" w:line="360" w:lineRule="auto"/>
+      </w:pPr>
+      <w:r>
+        <w:rPr>
+          <w:b/>
+          <w:sz w:val="24"/>
+        </w:rPr>
+        <w:t>■ 상품에 ‘서울라이프’를 담으니 판매 무대도 확장…문구 박람회 등 진출</w:t>
+      </w:r>
+    </w:p>
+    <w:p>
+      <w:pPr>
+        <w:spacing w:after="160" w:line="360" w:lineRule="auto"/>
+      </w:pPr>
+      <w:r>
+        <w:rPr>
+          <w:b w:val="0"/>
+        </w:rPr>
+        <w:t>상품에 ‘서울라이프’를 담으면서 상품이 다양해지고 판매채널도 넓히고 있다. 기존 관광기념품에서 문구와 디자인, 생활 소품에 관심 있는 소비자를 만나는 방식이다. 상품의 특성에 맞는 시장을 찾아 소상공인과 함께 판매 현장에 나서는 데 초점을 맞췄다.</w:t>
+      </w:r>
+    </w:p>
+    <w:p>
+      <w:pPr>
+        <w:spacing w:after="160" w:line="360" w:lineRule="auto"/>
+      </w:pPr>
+      <w:r>
+        <w:rPr>
+          <w:b w:val="0"/>
+        </w:rPr>
+        <w:t>그 결과 서울디자인재단은 서울시와 함께 문구·디자인 전문 박람회 ‘인벤타리오’에 문구 브랜드 ‘서울스티커샵’과 공동 참가했다. ‘서울디자인재단x서울스티커샵’의 5일간 전체 매출은 1,145만 원이었다. 올해 2~6월 1회 ‘서울 브랜드 굿즈 상품화 공모’ 선정 기업 90개사가 서울마이소울 지식재산권(IP)을 활용한 관련 상품으로 거둔 매출은 1억 1474만 원이다.</w:t>
+      </w:r>
+    </w:p>
+    <w:p>
+      <w:pPr>
+        <w:spacing w:after="160" w:line="360" w:lineRule="auto"/>
+      </w:pPr>
+      <w:r>
+        <w:rPr>
+          <w:b w:val="0"/>
+        </w:rPr>
+        <w:t>특히 시계 제작 업체 제로제로와 김다예 작가가 만든 ‘서울라이프스타일 DIY 자석 시계’(3만 9500원)는 기존 서울굿즈 매장이 아닌 문구·디자인 박람회에서 새 소비자층을 만났다. 사용자가 취향에 따라 직접 꾸미는 DIY 요소를 접목한 점이 특징이다. 앞으로는 상품 특성과 주요 소비자층에 맞는 전문 박람회와 팝업스토어 등으로 소상공인의 시장 진출 기회를 넓혀갈 계획이다.</w:t>
       </w:r>
     </w:p>
     <w:p>
